--- a/src/content/bios/Crowdy-RE 2014.docx
+++ b/src/content/bios/Crowdy-RE 2014.docx
@@ -6457,7 +6457,7 @@
           <w:sz w:val="24"/>
           <w:szCs w:val="24"/>
         </w:rPr>
-        <w:t xml:space="preserve">, Oxford 2004, 13; online available at </w:t>
+        <w:t xml:space="preserve">, Oxford 2004, 13, online available at </w:t>
       </w:r>
       <w:hyperlink r:id="rId11" w:history="1">
         <w:r>
